--- a/Reactivos_por_Dimension/11_Discriminacion.docx
+++ b/Reactivos_por_Dimension/11_Discriminacion.docx
@@ -77,7 +77,7 @@
         <w:spacing w:after="150" w:before="300"/>
       </w:pPr>
       <w:r>
-        <w:t xml:space="preserve">Reactivos de la dimensión 11. Discriminación (4 reactivos)</w:t>
+        <w:t xml:space="preserve">Reactivos de la dimensión 11. Discriminación (10 reactivos)</w:t>
       </w:r>
     </w:p>
     <w:p>
@@ -86,7 +86,7 @@
         <w:spacing w:after="100" w:before="200"/>
       </w:pPr>
       <w:r>
-        <w:t xml:space="preserve">R041 — Justificación de estereotipos en decisiones</w:t>
+        <w:t xml:space="preserve">R101 — Opinión/Actitud — indicador 1 (Disposición a preferir o excluir a alguien por características no rela…)</w:t>
       </w:r>
     </w:p>
     <w:p>
@@ -116,7 +116,7 @@
         <w:t xml:space="preserve">Indicador conductual (Fase 1): </w:t>
       </w:r>
       <w:r>
-        <w:t xml:space="preserve">Justificación de estereotipos como base válida para tomar decisiones.</w:t>
+        <w:t xml:space="preserve">Disposición a preferir o excluir a alguien por características no relacionadas con el desempeño.</w:t>
       </w:r>
     </w:p>
     <w:p>
@@ -131,7 +131,7 @@
         <w:t xml:space="preserve">Pregunta completa (variante base): </w:t>
       </w:r>
       <w:r>
-        <w:t xml:space="preserve">¿Qué tan de acuerdo estás con la siguiente idea: 'Es razonable tener ciertas preferencias o reservas hacia una persona basadas en su género, edad, religión o apariencia, aunque no tenga relación con su desempeño'?</w:t>
+        <w:t xml:space="preserve">¿Qué tan de acuerdo estás con la siguiente idea: "Es razonable tener ciertas preferencias o reservas hacia una persona basadas en su género, edad, religión o apariencia, aunque no tenga relación con su desempeño"?</w:t>
       </w:r>
     </w:p>
     <w:p>
@@ -152,34 +152,43 @@
         <w:ind w:left="200"/>
       </w:pPr>
       <w:r>
-        <w:t xml:space="preserve">Variante 1 (base): ¿Qué tan de acuerdo estás con la siguiente idea: 'Es razonable tener ciertas preferencias o reservas hacia una persona basadas en su género, edad, religión o apariencia, aunque no tenga relación con su desempeño'?</w:t>
-      </w:r>
-    </w:p>
-    <w:p>
-      <w:pPr>
-        <w:spacing w:after="60"/>
-        <w:ind w:left="200"/>
-      </w:pPr>
-      <w:r>
-        <w:t xml:space="preserve">Variante 2: Es razonable preferir contratar a alguien de cierta edad o género para un puesto porque 'da mejor imagen' ante los clientes.</w:t>
-      </w:r>
-    </w:p>
-    <w:p>
-      <w:pPr>
-        <w:spacing w:after="60"/>
-        <w:ind w:left="200"/>
-      </w:pPr>
-      <w:r>
-        <w:t xml:space="preserve">Variante 3: No pasa nada si en la práctica algunos puestos se reservan informalmente para personas de determinada nacionalidad o religión, si así se sienten más cómodos los equipos.</w:t>
-      </w:r>
-    </w:p>
-    <w:p>
-      <w:pPr>
-        <w:spacing w:after="60"/>
-        <w:ind w:left="200"/>
-      </w:pPr>
-      <w:r>
-        <w:t xml:space="preserve">Variante 4: Es entendible dudar de la capacidad de alguien para un cargo de liderazgo solo por su edad o su apariencia, aunque no tenga relación con su desempeño real.</w:t>
+        <w:t xml:space="preserve">Variante 1 (base): ¿Qué tan de acuerdo estás con la siguiente idea: "Es razonable tener ciertas preferencias o reservas hacia una persona basadas en su género, edad, religión o apariencia, aunque no tenga relación con su desempeño"?</w:t>
+      </w:r>
+    </w:p>
+    <w:p>
+      <w:pPr>
+        <w:spacing w:after="60"/>
+        <w:ind w:left="200"/>
+      </w:pPr>
+      <w:r>
+        <w:t xml:space="preserve">Variante 2: En términos generales, ¿qué tan de acuerdo o en desacuerdo estás con esta afirmación: "Es razonable tener ciertas preferencias o reservas hacia una persona basadas en su género, edad, religión o apariencia, aunque no tenga relación con su desempeño"?</w:t>
+      </w:r>
+    </w:p>
+    <w:p>
+      <w:pPr>
+        <w:spacing w:after="60"/>
+        <w:ind w:left="200"/>
+      </w:pPr>
+      <w:r>
+        <w:t xml:space="preserve">Variante 3: Lee la siguiente frase e indica tu nivel de acuerdo: "Es razonable tener ciertas preferencias o reservas hacia una persona basadas en su género, edad, religión o apariencia, aunque no tenga relación con su desempeño".</w:t>
+      </w:r>
+    </w:p>
+    <w:p>
+      <w:pPr>
+        <w:spacing w:after="60"/>
+        <w:ind w:left="200"/>
+      </w:pPr>
+      <w:r>
+        <w:t xml:space="preserve">Variante 4: ¿Hasta qué punto compartes esta forma de pensar: "Es razonable tener ciertas preferencias o reservas hacia una persona basadas en su género, edad, religión o apariencia, aunque no tenga relación con su desempeño"?</w:t>
+      </w:r>
+    </w:p>
+    <w:p>
+      <w:pPr>
+        <w:spacing w:after="60"/>
+        <w:ind w:left="200"/>
+      </w:pPr>
+      <w:r>
+        <w:t xml:space="preserve">Variante 5: Marca qué tan de acuerdo estás con la siguiente idea: "Es razonable tener ciertas preferencias o reservas hacia una persona basadas en su género, edad, religión o apariencia, aunque no tenga relación con su desempeño".</w:t>
       </w:r>
     </w:p>
     <w:p>
@@ -254,7 +263,7 @@
         <w:t xml:space="preserve">Reactivos de contraste (par espejo): </w:t>
       </w:r>
       <w:r>
-        <w:t xml:space="preserve">R042 (par espejo de la dimensión)</w:t>
+        <w:t xml:space="preserve">R102 (par espejo 1 de la dimensión)</w:t>
       </w:r>
     </w:p>
     <w:p>
@@ -268,7 +277,7 @@
         <w:spacing w:after="100" w:before="200"/>
       </w:pPr>
       <w:r>
-        <w:t xml:space="preserve">R042 — Involucramiento pasado en exclusión por características personales</w:t>
+        <w:t xml:space="preserve">R102 — Intención futura — indicador 1 (Disposición a preferir o excluir a alguien por características no rela…)</w:t>
       </w:r>
     </w:p>
     <w:p>
@@ -283,7 +292,7 @@
         <w:t xml:space="preserve">Tipo de reactivo: </w:t>
       </w:r>
       <w:r>
-        <w:t xml:space="preserve">3-Involucramiento pasado</w:t>
+        <w:t xml:space="preserve">6-Intención futura</w:t>
       </w:r>
     </w:p>
     <w:p>
@@ -313,7 +322,7 @@
         <w:t xml:space="preserve">Pregunta completa (variante base): </w:t>
       </w:r>
       <w:r>
-        <w:t xml:space="preserve">En tu historial laboral, ¿cuántas veces preferiste o descartaste a una persona para un puesto o una tarea por una característica personal no relacionada con su desempeño?</w:t>
+        <w:t xml:space="preserve">Si tuvieras que elegir entre dos candidatos con distintas características personales pero el mismo nivel de desempeño demostrado, ¿qué tan de acuerdo estás con que tu decisión se basaría únicamente en criterios de desempeño?</w:t>
       </w:r>
     </w:p>
     <w:p>
@@ -334,34 +343,43 @@
         <w:ind w:left="200"/>
       </w:pPr>
       <w:r>
-        <w:t xml:space="preserve">Variante 1 (base): En tu historial laboral, ¿cuántas veces preferiste o descartaste a una persona para un puesto o una tarea por una característica personal no relacionada con su desempeño?</w:t>
-      </w:r>
-    </w:p>
-    <w:p>
-      <w:pPr>
-        <w:spacing w:after="60"/>
-        <w:ind w:left="200"/>
-      </w:pPr>
-      <w:r>
-        <w:t xml:space="preserve">Variante 2: En tu historial laboral, ¿cuántas veces evitaste asignar un puesto de cara al cliente a alguien por su edad, género o apariencia?</w:t>
-      </w:r>
-    </w:p>
-    <w:p>
-      <w:pPr>
-        <w:spacing w:after="60"/>
-        <w:ind w:left="200"/>
-      </w:pPr>
-      <w:r>
-        <w:t xml:space="preserve">Variante 3: En tu historial laboral, ¿cuántas veces dudaste de la capacidad de alguien para un cargo de responsabilidad solo por su edad, género o nacionalidad?</w:t>
-      </w:r>
-    </w:p>
-    <w:p>
-      <w:pPr>
-        <w:spacing w:after="60"/>
-        <w:ind w:left="200"/>
-      </w:pPr>
-      <w:r>
-        <w:t xml:space="preserve">Variante 4: En tu historial laboral, ¿cuántas veces preferiste no considerar a alguien para un puesto por una característica personal no relacionada con su desempeño?</w:t>
+        <w:t xml:space="preserve">Variante 1 (base): Si tuvieras que elegir entre dos candidatos con distintas características personales pero el mismo nivel de desempeño demostrado, ¿qué tan de acuerdo estás con que tu decisión se basaría únicamente en criterios de desempeño?</w:t>
+      </w:r>
+    </w:p>
+    <w:p>
+      <w:pPr>
+        <w:spacing w:after="60"/>
+        <w:ind w:left="200"/>
+      </w:pPr>
+      <w:r>
+        <w:t xml:space="preserve">Variante 2: Imagina que tuvieras que elegir entre dos candidatos con distintas características personales pero el mismo nivel de desempeño demostrado. ¿Qué tan de acuerdo estás con que tu decisión se basaría únicamente en criterios de desempeño?</w:t>
+      </w:r>
+    </w:p>
+    <w:p>
+      <w:pPr>
+        <w:spacing w:after="60"/>
+        <w:ind w:left="200"/>
+      </w:pPr>
+      <w:r>
+        <w:t xml:space="preserve">Variante 3: Ante esta situación: tuvieras que elegir entre dos candidatos con distintas características personales pero el mismo nivel de desempeño demostrado, ¿qué tan de acuerdo estás con que tu decisión se basaría únicamente en criterios de desempeño?</w:t>
+      </w:r>
+    </w:p>
+    <w:p>
+      <w:pPr>
+        <w:spacing w:after="60"/>
+        <w:ind w:left="200"/>
+      </w:pPr>
+      <w:r>
+        <w:t xml:space="preserve">Variante 4: Supón que tuvieras que elegir entre dos candidatos con distintas características personales pero el mismo nivel de desempeño demostrado. ¿Qué tan de acuerdo estás en que tu decisión se basaría únicamente en criterios de desempeño?</w:t>
+      </w:r>
+    </w:p>
+    <w:p>
+      <w:pPr>
+        <w:spacing w:after="60"/>
+        <w:ind w:left="200"/>
+      </w:pPr>
+      <w:r>
+        <w:t xml:space="preserve">Variante 5: Tuvieras que elegir entre dos candidatos con distintas características personales pero el mismo nivel de desempeño demostrado. ¿Qué tan de acuerdo estás con que tu decisión se basaría únicamente en criterios de desempeño?</w:t>
       </w:r>
     </w:p>
     <w:p>
@@ -376,7 +394,7 @@
         <w:t xml:space="preserve">Opciones de respuesta y valor de cada una: </w:t>
       </w:r>
       <w:r>
-        <w:t xml:space="preserve">Ninguna vez (0) / Una vez (1) / Pocas veces (2) / Varias veces (3) / Muchas veces o de forma habitual (4)</w:t>
+        <w:t xml:space="preserve">Totalmente en desacuerdo (0) / En desacuerdo (1) / Algo de acuerdo (2) / De acuerdo (3) / Totalmente de acuerdo (4)</w:t>
       </w:r>
     </w:p>
     <w:p>
@@ -391,7 +409,7 @@
         <w:t xml:space="preserve">Dirección: </w:t>
       </w:r>
       <w:r>
-        <w:t xml:space="preserve">Directo</w:t>
+        <w:t xml:space="preserve">Inverso</w:t>
       </w:r>
     </w:p>
     <w:p>
@@ -406,7 +424,7 @@
         <w:t xml:space="preserve">Respuesta de menor riesgo: </w:t>
       </w:r>
       <w:r>
-        <w:t xml:space="preserve">Ninguna vez (valor 0)</w:t>
+        <w:t xml:space="preserve">Totalmente de acuerdo (valor 4)</w:t>
       </w:r>
     </w:p>
     <w:p>
@@ -421,7 +439,7 @@
         <w:t xml:space="preserve">Valor psicométrico (cómo se transforma la respuesta cruda): </w:t>
       </w:r>
       <w:r>
-        <w:t xml:space="preserve">Escala 0-4 según el orden de las opciones listado arriba; reactivo directo, sin inversión.</w:t>
+        <w:t xml:space="preserve">Escala 0-4 según el orden de las opciones listado arriba; reactivo inverso: el valor de reactivo se calcula como 4 menos la respuesta cruda.</w:t>
       </w:r>
     </w:p>
     <w:p>
@@ -436,7 +454,7 @@
         <w:t xml:space="preserve">Reactivos de contraste (par espejo): </w:t>
       </w:r>
       <w:r>
-        <w:t xml:space="preserve">R041 (par espejo de la dimensión)</w:t>
+        <w:t xml:space="preserve">R101 (par espejo 1 de la dimensión)</w:t>
       </w:r>
     </w:p>
     <w:p>
@@ -450,7 +468,7 @@
         <w:spacing w:after="100" w:before="200"/>
       </w:pPr>
       <w:r>
-        <w:t xml:space="preserve">R043 — Disposición a evaluar únicamente por desempeño</w:t>
+        <w:t xml:space="preserve">R103 — Involucramiento pasado — indicador 2 (Justificación de estereotipos como base válida para tomar decisiones.)</w:t>
       </w:r>
     </w:p>
     <w:p>
@@ -465,7 +483,7 @@
         <w:t xml:space="preserve">Tipo de reactivo: </w:t>
       </w:r>
       <w:r>
-        <w:t xml:space="preserve">6-Intención futura</w:t>
+        <w:t xml:space="preserve">3-Involucramiento pasado</w:t>
       </w:r>
     </w:p>
     <w:p>
@@ -480,7 +498,7 @@
         <w:t xml:space="preserve">Indicador conductual (Fase 1): </w:t>
       </w:r>
       <w:r>
-        <w:t xml:space="preserve">Actitud favorable hacia normas o prácticas que excluyen a ciertos grupos.</w:t>
+        <w:t xml:space="preserve">Justificación de estereotipos como base válida para tomar decisiones.</w:t>
       </w:r>
     </w:p>
     <w:p>
@@ -495,7 +513,7 @@
         <w:t xml:space="preserve">Pregunta completa (variante base): </w:t>
       </w:r>
       <w:r>
-        <w:t xml:space="preserve">Si tuvieras que elegir entre dos candidatos con distintas características personales pero el mismo nivel de desempeño demostrado, ¿qué tan de acuerdo estás con que tu decisión se basaría únicamente en criterios de desempeño?</w:t>
+        <w:t xml:space="preserve">En tu último año de actividad laboral, ¿cuántas veces una característica personal de alguien, no relacionada con su desempeño, influyó en una decisión tuya sobre un puesto o una tarea?</w:t>
       </w:r>
     </w:p>
     <w:p>
@@ -516,34 +534,43 @@
         <w:ind w:left="200"/>
       </w:pPr>
       <w:r>
-        <w:t xml:space="preserve">Variante 1 (base): Si tuvieras que elegir entre dos candidatos con distintas características personales pero el mismo nivel de desempeño demostrado, ¿qué tan de acuerdo estás con que tu decisión se basaría únicamente en criterios de desempeño?</w:t>
-      </w:r>
-    </w:p>
-    <w:p>
-      <w:pPr>
-        <w:spacing w:after="60"/>
-        <w:ind w:left="200"/>
-      </w:pPr>
-      <w:r>
-        <w:t xml:space="preserve">Variante 2: Si tuvieras que elegir a alguien para un puesto de cara al cliente, ¿qué tan de acuerdo estás con que tu decisión se basaría solo en su desempeño, sin importar su edad o apariencia?</w:t>
-      </w:r>
-    </w:p>
-    <w:p>
-      <w:pPr>
-        <w:spacing w:after="60"/>
-        <w:ind w:left="200"/>
-      </w:pPr>
-      <w:r>
-        <w:t xml:space="preserve">Variante 3: Si notaras que estás dudando de alguien por su nacionalidad o género más que por su trabajo real, ¿qué tan de acuerdo estás con que corregirías ese sesgo antes de decidir?</w:t>
-      </w:r>
-    </w:p>
-    <w:p>
-      <w:pPr>
-        <w:spacing w:after="60"/>
-        <w:ind w:left="200"/>
-      </w:pPr>
-      <w:r>
-        <w:t xml:space="preserve">Variante 4: Si un cliente pidiera explícitamente que no lo atendiera alguien por una característica personal, ¿qué tan de acuerdo estás con que no aceptarías esa condición?</w:t>
+        <w:t xml:space="preserve">Variante 1 (base): En tu último año de actividad laboral, ¿cuántas veces una característica personal de alguien, no relacionada con su desempeño, influyó en una decisión tuya sobre un puesto o una tarea?</w:t>
+      </w:r>
+    </w:p>
+    <w:p>
+      <w:pPr>
+        <w:spacing w:after="60"/>
+        <w:ind w:left="200"/>
+      </w:pPr>
+      <w:r>
+        <w:t xml:space="preserve">Variante 2: Pensando en los últimos 12 meses, ¿cuántas veces una característica personal de alguien, no relacionada con su desempeño, influyó en una decisión tuya sobre un puesto o una tarea?</w:t>
+      </w:r>
+    </w:p>
+    <w:p>
+      <w:pPr>
+        <w:spacing w:after="60"/>
+        <w:ind w:left="200"/>
+      </w:pPr>
+      <w:r>
+        <w:t xml:space="preserve">Variante 3: ¿Con qué frecuencia, en tu historial reciente, una característica personal de alguien, no relacionada con su desempeño, influyó en una decisión tuya sobre un puesto o una tarea?</w:t>
+      </w:r>
+    </w:p>
+    <w:p>
+      <w:pPr>
+        <w:spacing w:after="60"/>
+        <w:ind w:left="200"/>
+      </w:pPr>
+      <w:r>
+        <w:t xml:space="preserve">Variante 4: En el último año, ¿cuántas veces te ha ocurrido que una característica personal de alguien, no relacionada con su desempeño, influyó en una decisión tuya sobre un puesto o una tarea?</w:t>
+      </w:r>
+    </w:p>
+    <w:p>
+      <w:pPr>
+        <w:spacing w:after="60"/>
+        <w:ind w:left="200"/>
+      </w:pPr>
+      <w:r>
+        <w:t xml:space="preserve">Variante 5: Durante el último año, ¿cuántas veces una característica personal de alguien, no relacionada con su desempeño, influyó en una decisión tuya sobre un puesto o una tarea?</w:t>
       </w:r>
     </w:p>
     <w:p>
@@ -558,7 +585,7 @@
         <w:t xml:space="preserve">Opciones de respuesta y valor de cada una: </w:t>
       </w:r>
       <w:r>
-        <w:t xml:space="preserve">Totalmente en desacuerdo (0) / En desacuerdo (1) / Algo de acuerdo (2) / De acuerdo (3) / Totalmente de acuerdo (4)</w:t>
+        <w:t xml:space="preserve">Ninguna vez (0) / Una vez (1) / Pocas veces (2) / Varias veces (3) / Muchas veces o de forma habitual (4)</w:t>
       </w:r>
     </w:p>
     <w:p>
@@ -573,7 +600,7 @@
         <w:t xml:space="preserve">Dirección: </w:t>
       </w:r>
       <w:r>
-        <w:t xml:space="preserve">Inverso</w:t>
+        <w:t xml:space="preserve">Directo</w:t>
       </w:r>
     </w:p>
     <w:p>
@@ -588,7 +615,7 @@
         <w:t xml:space="preserve">Respuesta de menor riesgo: </w:t>
       </w:r>
       <w:r>
-        <w:t xml:space="preserve">Totalmente de acuerdo (valor 4)</w:t>
+        <w:t xml:space="preserve">Ninguna vez (valor 0)</w:t>
       </w:r>
     </w:p>
     <w:p>
@@ -603,7 +630,7 @@
         <w:t xml:space="preserve">Valor psicométrico (cómo se transforma la respuesta cruda): </w:t>
       </w:r>
       <w:r>
-        <w:t xml:space="preserve">Escala 0-4 según el orden de las opciones listado arriba; reactivo inverso: el valor de reactivo se calcula como 4 menos la respuesta cruda.</w:t>
+        <w:t xml:space="preserve">Escala 0-4 según el orden de las opciones listado arriba; reactivo directo, sin inversión.</w:t>
       </w:r>
     </w:p>
     <w:p>
@@ -618,7 +645,7 @@
         <w:t xml:space="preserve">Reactivos de contraste (par espejo): </w:t>
       </w:r>
       <w:r>
-        <w:t xml:space="preserve">Ninguno obligatorio (no forma parte del par espejo de la dimensión).</w:t>
+        <w:t xml:space="preserve">R104 (par espejo 2 de la dimensión)</w:t>
       </w:r>
     </w:p>
     <w:p>
@@ -632,7 +659,7 @@
         <w:spacing w:after="100" w:before="200"/>
       </w:pPr>
       <w:r>
-        <w:t xml:space="preserve">R044 — Percepción de frecuencia de la discriminación en el entorno</w:t>
+        <w:t xml:space="preserve">R104 — Escenario/dilema — indicador 2 (Justificación de estereotipos como base válida para tomar decisiones.)</w:t>
       </w:r>
     </w:p>
     <w:p>
@@ -647,6 +674,197 @@
         <w:t xml:space="preserve">Tipo de reactivo: </w:t>
       </w:r>
       <w:r>
+        <w:t xml:space="preserve">4-Escenario/dilema</w:t>
+      </w:r>
+    </w:p>
+    <w:p>
+      <w:pPr>
+        <w:spacing w:after="90"/>
+      </w:pPr>
+      <w:r>
+        <w:rPr>
+          <w:b/>
+          <w:bCs/>
+        </w:rPr>
+        <w:t xml:space="preserve">Indicador conductual (Fase 1): </w:t>
+      </w:r>
+      <w:r>
+        <w:t xml:space="preserve">Justificación de estereotipos como base válida para tomar decisiones.</w:t>
+      </w:r>
+    </w:p>
+    <w:p>
+      <w:pPr>
+        <w:spacing w:after="90"/>
+      </w:pPr>
+      <w:r>
+        <w:rPr>
+          <w:b/>
+          <w:bCs/>
+        </w:rPr>
+        <w:t xml:space="preserve">Pregunta completa (variante base): </w:t>
+      </w:r>
+      <w:r>
+        <w:t xml:space="preserve">Imagina que tienes una idea preconcebida sobre cómo se desempeña cierto tipo de persona en un puesto, basada en un estereotipo y no en evidencia real. ¿Qué tan probable es que dejes que esa idea influya en tu decisión sobre esa persona?</w:t>
+      </w:r>
+    </w:p>
+    <w:p>
+      <w:pPr>
+        <w:spacing w:after="60"/>
+      </w:pPr>
+      <w:r>
+        <w:rPr>
+          <w:b/>
+          <w:bCs/>
+        </w:rPr>
+        <w:t xml:space="preserve">Variantes de redacción (se muestra 1 al azar por aplicación):</w:t>
+      </w:r>
+    </w:p>
+    <w:p>
+      <w:pPr>
+        <w:spacing w:after="60"/>
+        <w:ind w:left="200"/>
+      </w:pPr>
+      <w:r>
+        <w:t xml:space="preserve">Variante 1 (base): Imagina que tienes una idea preconcebida sobre cómo se desempeña cierto tipo de persona en un puesto, basada en un estereotipo y no en evidencia real. ¿Qué tan probable es que dejes que esa idea influya en tu decisión sobre esa persona?</w:t>
+      </w:r>
+    </w:p>
+    <w:p>
+      <w:pPr>
+        <w:spacing w:after="60"/>
+        <w:ind w:left="200"/>
+      </w:pPr>
+      <w:r>
+        <w:t xml:space="preserve">Variante 2: Supón que tienes una idea preconcebida sobre cómo se desempeña cierto tipo de persona en un puesto, basada en un estereotipo y no en evidencia real. ¿Qué tan probable es que dejes que esa idea influya en tu decisión sobre esa persona?</w:t>
+      </w:r>
+    </w:p>
+    <w:p>
+      <w:pPr>
+        <w:spacing w:after="60"/>
+        <w:ind w:left="200"/>
+      </w:pPr>
+      <w:r>
+        <w:t xml:space="preserve">Variante 3: Piensa en la siguiente situación: tienes una idea preconcebida sobre cómo se desempeña cierto tipo de persona en un puesto, basada en un estereotipo y no en evidencia real. ¿Qué tan probable es que dejes que esa idea influya en tu decisión sobre esa persona?</w:t>
+      </w:r>
+    </w:p>
+    <w:p>
+      <w:pPr>
+        <w:spacing w:after="60"/>
+        <w:ind w:left="200"/>
+      </w:pPr>
+      <w:r>
+        <w:t xml:space="preserve">Variante 4: Si te encontraras en esta situación: tienes una idea preconcebida sobre cómo se desempeña cierto tipo de persona en un puesto, basada en un estereotipo y no en evidencia real, ¿qué tan probable es que dejes que esa idea influya en tu decisión sobre esa persona?</w:t>
+      </w:r>
+    </w:p>
+    <w:p>
+      <w:pPr>
+        <w:spacing w:after="60"/>
+        <w:ind w:left="200"/>
+      </w:pPr>
+      <w:r>
+        <w:t xml:space="preserve">Variante 5: Tienes una idea preconcebida sobre cómo se desempeña cierto tipo de persona en un puesto, basada en un estereotipo y no en evidencia real. ¿Qué tan probable dirías que es que dejes que esa idea influya en tu decisión sobre esa persona?</w:t>
+      </w:r>
+    </w:p>
+    <w:p>
+      <w:pPr>
+        <w:spacing w:after="90"/>
+      </w:pPr>
+      <w:r>
+        <w:rPr>
+          <w:b/>
+          <w:bCs/>
+        </w:rPr>
+        <w:t xml:space="preserve">Opciones de respuesta y valor de cada una: </w:t>
+      </w:r>
+      <w:r>
+        <w:t xml:space="preserve">Nada probable (0) / Poco probable (1) / Algo probable (2) / Muy probable (3)</w:t>
+      </w:r>
+    </w:p>
+    <w:p>
+      <w:pPr>
+        <w:spacing w:after="90"/>
+      </w:pPr>
+      <w:r>
+        <w:rPr>
+          <w:b/>
+          <w:bCs/>
+        </w:rPr>
+        <w:t xml:space="preserve">Dirección: </w:t>
+      </w:r>
+      <w:r>
+        <w:t xml:space="preserve">Directo</w:t>
+      </w:r>
+    </w:p>
+    <w:p>
+      <w:pPr>
+        <w:spacing w:after="90"/>
+      </w:pPr>
+      <w:r>
+        <w:rPr>
+          <w:b/>
+          <w:bCs/>
+        </w:rPr>
+        <w:t xml:space="preserve">Respuesta de menor riesgo: </w:t>
+      </w:r>
+      <w:r>
+        <w:t xml:space="preserve">Nada probable (valor 0)</w:t>
+      </w:r>
+    </w:p>
+    <w:p>
+      <w:pPr>
+        <w:spacing w:after="90"/>
+      </w:pPr>
+      <w:r>
+        <w:rPr>
+          <w:b/>
+          <w:bCs/>
+        </w:rPr>
+        <w:t xml:space="preserve">Valor psicométrico (cómo se transforma la respuesta cruda): </w:t>
+      </w:r>
+      <w:r>
+        <w:t xml:space="preserve">Escala 0-3 según el orden de las opciones listado arriba; reactivo directo, sin inversión.</w:t>
+      </w:r>
+    </w:p>
+    <w:p>
+      <w:pPr>
+        <w:spacing w:after="90"/>
+      </w:pPr>
+      <w:r>
+        <w:rPr>
+          <w:b/>
+          <w:bCs/>
+        </w:rPr>
+        <w:t xml:space="preserve">Reactivos de contraste (par espejo): </w:t>
+      </w:r>
+      <w:r>
+        <w:t xml:space="preserve">R103 (par espejo 2 de la dimensión)</w:t>
+      </w:r>
+    </w:p>
+    <w:p>
+      <w:pPr>
+        <w:spacing w:after="100"/>
+      </w:pPr>
+    </w:p>
+    <w:p>
+      <w:pPr>
+        <w:pStyle w:val="Heading3"/>
+        <w:spacing w:after="100" w:before="200"/>
+      </w:pPr>
+      <w:r>
+        <w:t xml:space="preserve">R105 — Percepción de terceros — indicador 3 (Minimización de episodios de discriminación observados en el entorno.)</w:t>
+      </w:r>
+    </w:p>
+    <w:p>
+      <w:pPr>
+        <w:spacing w:after="90"/>
+      </w:pPr>
+      <w:r>
+        <w:rPr>
+          <w:b/>
+          <w:bCs/>
+        </w:rPr>
+        <w:t xml:space="preserve">Tipo de reactivo: </w:t>
+      </w:r>
+      <w:r>
         <w:t xml:space="preserve">2-Percepción de terceros</w:t>
       </w:r>
     </w:p>
@@ -677,6 +895,961 @@
         <w:t xml:space="preserve">Pregunta completa (variante base): </w:t>
       </w:r>
       <w:r>
+        <w:t xml:space="preserve">En tu experiencia, ¿qué tan frecuente dirías que es que se minimicen o se le reste importancia a episodios de trato desigual que ocurren en un entorno laboral?</w:t>
+      </w:r>
+    </w:p>
+    <w:p>
+      <w:pPr>
+        <w:spacing w:after="60"/>
+      </w:pPr>
+      <w:r>
+        <w:rPr>
+          <w:b/>
+          <w:bCs/>
+        </w:rPr>
+        <w:t xml:space="preserve">Variantes de redacción (se muestra 1 al azar por aplicación):</w:t>
+      </w:r>
+    </w:p>
+    <w:p>
+      <w:pPr>
+        <w:spacing w:after="60"/>
+        <w:ind w:left="200"/>
+      </w:pPr>
+      <w:r>
+        <w:t xml:space="preserve">Variante 1 (base): En tu experiencia, ¿qué tan frecuente dirías que es que se minimicen o se le reste importancia a episodios de trato desigual que ocurren en un entorno laboral?</w:t>
+      </w:r>
+    </w:p>
+    <w:p>
+      <w:pPr>
+        <w:spacing w:after="60"/>
+        <w:ind w:left="200"/>
+      </w:pPr>
+      <w:r>
+        <w:t xml:space="preserve">Variante 2: Pensando en las personas de tu entorno laboral, ¿con qué frecuencia dirías que ocurre que se minimicen o se le reste importancia a episodios de trato desigual que ocurren en un entorno laboral?</w:t>
+      </w:r>
+    </w:p>
+    <w:p>
+      <w:pPr>
+        <w:spacing w:after="60"/>
+        <w:ind w:left="200"/>
+      </w:pPr>
+      <w:r>
+        <w:t xml:space="preserve">Variante 3: ¿Qué tan seguido dirías que observas que se minimicen o se le reste importancia a episodios de trato desigual que ocurren en un entorno laboral?</w:t>
+      </w:r>
+    </w:p>
+    <w:p>
+      <w:pPr>
+        <w:spacing w:after="60"/>
+        <w:ind w:left="200"/>
+      </w:pPr>
+      <w:r>
+        <w:t xml:space="preserve">Variante 4: Según lo que has visto, ¿qué tan común dirías que es que se minimicen o se le reste importancia a episodios de trato desigual que ocurren en un entorno laboral?</w:t>
+      </w:r>
+    </w:p>
+    <w:p>
+      <w:pPr>
+        <w:spacing w:after="60"/>
+        <w:ind w:left="200"/>
+      </w:pPr>
+      <w:r>
+        <w:t xml:space="preserve">Variante 5: En tu entorno, ¿qué tan frecuentemente dirías que sucede que se minimicen o se le reste importancia a episodios de trato desigual que ocurren en un entorno laboral?</w:t>
+      </w:r>
+    </w:p>
+    <w:p>
+      <w:pPr>
+        <w:spacing w:after="90"/>
+      </w:pPr>
+      <w:r>
+        <w:rPr>
+          <w:b/>
+          <w:bCs/>
+        </w:rPr>
+        <w:t xml:space="preserve">Opciones de respuesta y valor de cada una: </w:t>
+      </w:r>
+      <w:r>
+        <w:t xml:space="preserve">Nunca o muy raro (0) / Ocasionalmente (1) / Con cierta frecuencia (2) / Muy frecuentemente (3)</w:t>
+      </w:r>
+    </w:p>
+    <w:p>
+      <w:pPr>
+        <w:spacing w:after="90"/>
+      </w:pPr>
+      <w:r>
+        <w:rPr>
+          <w:b/>
+          <w:bCs/>
+        </w:rPr>
+        <w:t xml:space="preserve">Dirección: </w:t>
+      </w:r>
+      <w:r>
+        <w:t xml:space="preserve">Directo</w:t>
+      </w:r>
+    </w:p>
+    <w:p>
+      <w:pPr>
+        <w:spacing w:after="90"/>
+      </w:pPr>
+      <w:r>
+        <w:rPr>
+          <w:b/>
+          <w:bCs/>
+        </w:rPr>
+        <w:t xml:space="preserve">Respuesta de menor riesgo: </w:t>
+      </w:r>
+      <w:r>
+        <w:t xml:space="preserve">Nunca o muy raro (valor 0)</w:t>
+      </w:r>
+    </w:p>
+    <w:p>
+      <w:pPr>
+        <w:spacing w:after="90"/>
+      </w:pPr>
+      <w:r>
+        <w:rPr>
+          <w:b/>
+          <w:bCs/>
+        </w:rPr>
+        <w:t xml:space="preserve">Valor psicométrico (cómo se transforma la respuesta cruda): </w:t>
+      </w:r>
+      <w:r>
+        <w:t xml:space="preserve">Escala 0-3 según el orden de las opciones listado arriba; reactivo directo, sin inversión.</w:t>
+      </w:r>
+    </w:p>
+    <w:p>
+      <w:pPr>
+        <w:spacing w:after="90"/>
+      </w:pPr>
+      <w:r>
+        <w:rPr>
+          <w:b/>
+          <w:bCs/>
+        </w:rPr>
+        <w:t xml:space="preserve">Reactivos de contraste (par espejo): </w:t>
+      </w:r>
+      <w:r>
+        <w:t xml:space="preserve">R106 (par espejo 3 de la dimensión)</w:t>
+      </w:r>
+    </w:p>
+    <w:p>
+      <w:pPr>
+        <w:spacing w:after="100"/>
+      </w:pPr>
+    </w:p>
+    <w:p>
+      <w:pPr>
+        <w:pStyle w:val="Heading3"/>
+        <w:spacing w:after="100" w:before="200"/>
+      </w:pPr>
+      <w:r>
+        <w:t xml:space="preserve">R106 — Opinión/Actitud — indicador 3 (Minimización de episodios de discriminación observados en el entorno.)</w:t>
+      </w:r>
+    </w:p>
+    <w:p>
+      <w:pPr>
+        <w:spacing w:after="90"/>
+      </w:pPr>
+      <w:r>
+        <w:rPr>
+          <w:b/>
+          <w:bCs/>
+        </w:rPr>
+        <w:t xml:space="preserve">Tipo de reactivo: </w:t>
+      </w:r>
+      <w:r>
+        <w:t xml:space="preserve">1-Opinión/Actitud</w:t>
+      </w:r>
+    </w:p>
+    <w:p>
+      <w:pPr>
+        <w:spacing w:after="90"/>
+      </w:pPr>
+      <w:r>
+        <w:rPr>
+          <w:b/>
+          <w:bCs/>
+        </w:rPr>
+        <w:t xml:space="preserve">Indicador conductual (Fase 1): </w:t>
+      </w:r>
+      <w:r>
+        <w:t xml:space="preserve">Minimización de episodios de discriminación observados en el entorno.</w:t>
+      </w:r>
+    </w:p>
+    <w:p>
+      <w:pPr>
+        <w:spacing w:after="90"/>
+      </w:pPr>
+      <w:r>
+        <w:rPr>
+          <w:b/>
+          <w:bCs/>
+        </w:rPr>
+        <w:t xml:space="preserve">Pregunta completa (variante base): </w:t>
+      </w:r>
+      <w:r>
+        <w:t xml:space="preserve">¿Qué tan de acuerdo estás con la siguiente idea: "No toda diferencia de trato hacia una persona por su género, edad o apariencia debería considerarse discriminación real"?</w:t>
+      </w:r>
+    </w:p>
+    <w:p>
+      <w:pPr>
+        <w:spacing w:after="60"/>
+      </w:pPr>
+      <w:r>
+        <w:rPr>
+          <w:b/>
+          <w:bCs/>
+        </w:rPr>
+        <w:t xml:space="preserve">Variantes de redacción (se muestra 1 al azar por aplicación):</w:t>
+      </w:r>
+    </w:p>
+    <w:p>
+      <w:pPr>
+        <w:spacing w:after="60"/>
+        <w:ind w:left="200"/>
+      </w:pPr>
+      <w:r>
+        <w:t xml:space="preserve">Variante 1 (base): ¿Qué tan de acuerdo estás con la siguiente idea: "No toda diferencia de trato hacia una persona por su género, edad o apariencia debería considerarse discriminación real"?</w:t>
+      </w:r>
+    </w:p>
+    <w:p>
+      <w:pPr>
+        <w:spacing w:after="60"/>
+        <w:ind w:left="200"/>
+      </w:pPr>
+      <w:r>
+        <w:t xml:space="preserve">Variante 2: En términos generales, ¿qué tan de acuerdo o en desacuerdo estás con esta afirmación: "No toda diferencia de trato hacia una persona por su género, edad o apariencia debería considerarse discriminación real"?</w:t>
+      </w:r>
+    </w:p>
+    <w:p>
+      <w:pPr>
+        <w:spacing w:after="60"/>
+        <w:ind w:left="200"/>
+      </w:pPr>
+      <w:r>
+        <w:t xml:space="preserve">Variante 3: Lee la siguiente frase e indica tu nivel de acuerdo: "No toda diferencia de trato hacia una persona por su género, edad o apariencia debería considerarse discriminación real".</w:t>
+      </w:r>
+    </w:p>
+    <w:p>
+      <w:pPr>
+        <w:spacing w:after="60"/>
+        <w:ind w:left="200"/>
+      </w:pPr>
+      <w:r>
+        <w:t xml:space="preserve">Variante 4: ¿Hasta qué punto compartes esta forma de pensar: "No toda diferencia de trato hacia una persona por su género, edad o apariencia debería considerarse discriminación real"?</w:t>
+      </w:r>
+    </w:p>
+    <w:p>
+      <w:pPr>
+        <w:spacing w:after="60"/>
+        <w:ind w:left="200"/>
+      </w:pPr>
+      <w:r>
+        <w:t xml:space="preserve">Variante 5: Marca qué tan de acuerdo estás con la siguiente idea: "No toda diferencia de trato hacia una persona por su género, edad o apariencia debería considerarse discriminación real".</w:t>
+      </w:r>
+    </w:p>
+    <w:p>
+      <w:pPr>
+        <w:spacing w:after="90"/>
+      </w:pPr>
+      <w:r>
+        <w:rPr>
+          <w:b/>
+          <w:bCs/>
+        </w:rPr>
+        <w:t xml:space="preserve">Opciones de respuesta y valor de cada una: </w:t>
+      </w:r>
+      <w:r>
+        <w:t xml:space="preserve">Totalmente en desacuerdo (0) / En desacuerdo (1) / Algo de acuerdo (2) / De acuerdo (3) / Totalmente de acuerdo (4)</w:t>
+      </w:r>
+    </w:p>
+    <w:p>
+      <w:pPr>
+        <w:spacing w:after="90"/>
+      </w:pPr>
+      <w:r>
+        <w:rPr>
+          <w:b/>
+          <w:bCs/>
+        </w:rPr>
+        <w:t xml:space="preserve">Dirección: </w:t>
+      </w:r>
+      <w:r>
+        <w:t xml:space="preserve">Directo</w:t>
+      </w:r>
+    </w:p>
+    <w:p>
+      <w:pPr>
+        <w:spacing w:after="90"/>
+      </w:pPr>
+      <w:r>
+        <w:rPr>
+          <w:b/>
+          <w:bCs/>
+        </w:rPr>
+        <w:t xml:space="preserve">Respuesta de menor riesgo: </w:t>
+      </w:r>
+      <w:r>
+        <w:t xml:space="preserve">Totalmente en desacuerdo (valor 0)</w:t>
+      </w:r>
+    </w:p>
+    <w:p>
+      <w:pPr>
+        <w:spacing w:after="90"/>
+      </w:pPr>
+      <w:r>
+        <w:rPr>
+          <w:b/>
+          <w:bCs/>
+        </w:rPr>
+        <w:t xml:space="preserve">Valor psicométrico (cómo se transforma la respuesta cruda): </w:t>
+      </w:r>
+      <w:r>
+        <w:t xml:space="preserve">Escala 0-4 según el orden de las opciones listado arriba; reactivo directo, sin inversión.</w:t>
+      </w:r>
+    </w:p>
+    <w:p>
+      <w:pPr>
+        <w:spacing w:after="90"/>
+      </w:pPr>
+      <w:r>
+        <w:rPr>
+          <w:b/>
+          <w:bCs/>
+        </w:rPr>
+        <w:t xml:space="preserve">Reactivos de contraste (par espejo): </w:t>
+      </w:r>
+      <w:r>
+        <w:t xml:space="preserve">R105 (par espejo 3 de la dimensión)</w:t>
+      </w:r>
+    </w:p>
+    <w:p>
+      <w:pPr>
+        <w:spacing w:after="100"/>
+      </w:pPr>
+    </w:p>
+    <w:p>
+      <w:pPr>
+        <w:pStyle w:val="Heading3"/>
+        <w:spacing w:after="100" w:before="200"/>
+      </w:pPr>
+      <w:r>
+        <w:t xml:space="preserve">R107 — Involucramiento pasado — indicador 4 (Actitud favorable hacia normas o prácticas que excluyen a ciertos grup…)</w:t>
+      </w:r>
+    </w:p>
+    <w:p>
+      <w:pPr>
+        <w:spacing w:after="90"/>
+      </w:pPr>
+      <w:r>
+        <w:rPr>
+          <w:b/>
+          <w:bCs/>
+        </w:rPr>
+        <w:t xml:space="preserve">Tipo de reactivo: </w:t>
+      </w:r>
+      <w:r>
+        <w:t xml:space="preserve">3-Involucramiento pasado</w:t>
+      </w:r>
+    </w:p>
+    <w:p>
+      <w:pPr>
+        <w:spacing w:after="90"/>
+      </w:pPr>
+      <w:r>
+        <w:rPr>
+          <w:b/>
+          <w:bCs/>
+        </w:rPr>
+        <w:t xml:space="preserve">Indicador conductual (Fase 1): </w:t>
+      </w:r>
+      <w:r>
+        <w:t xml:space="preserve">Actitud favorable hacia normas o prácticas que excluyen a ciertos grupos.</w:t>
+      </w:r>
+    </w:p>
+    <w:p>
+      <w:pPr>
+        <w:spacing w:after="90"/>
+      </w:pPr>
+      <w:r>
+        <w:rPr>
+          <w:b/>
+          <w:bCs/>
+        </w:rPr>
+        <w:t xml:space="preserve">Pregunta completa (variante base): </w:t>
+      </w:r>
+      <w:r>
+        <w:t xml:space="preserve">En tu último año de actividad laboral, ¿cuántas veces estuviste de acuerdo con una norma o una práctica que, en la práctica, dejaba fuera a cierto tipo de personas?</w:t>
+      </w:r>
+    </w:p>
+    <w:p>
+      <w:pPr>
+        <w:spacing w:after="60"/>
+      </w:pPr>
+      <w:r>
+        <w:rPr>
+          <w:b/>
+          <w:bCs/>
+        </w:rPr>
+        <w:t xml:space="preserve">Variantes de redacción (se muestra 1 al azar por aplicación):</w:t>
+      </w:r>
+    </w:p>
+    <w:p>
+      <w:pPr>
+        <w:spacing w:after="60"/>
+        <w:ind w:left="200"/>
+      </w:pPr>
+      <w:r>
+        <w:t xml:space="preserve">Variante 1 (base): En tu último año de actividad laboral, ¿cuántas veces estuviste de acuerdo con una norma o una práctica que, en la práctica, dejaba fuera a cierto tipo de personas?</w:t>
+      </w:r>
+    </w:p>
+    <w:p>
+      <w:pPr>
+        <w:spacing w:after="60"/>
+        <w:ind w:left="200"/>
+      </w:pPr>
+      <w:r>
+        <w:t xml:space="preserve">Variante 2: Pensando en los últimos 12 meses, ¿cuántas veces estuviste de acuerdo con una norma o una práctica que, en la práctica, dejaba fuera a cierto tipo de personas?</w:t>
+      </w:r>
+    </w:p>
+    <w:p>
+      <w:pPr>
+        <w:spacing w:after="60"/>
+        <w:ind w:left="200"/>
+      </w:pPr>
+      <w:r>
+        <w:t xml:space="preserve">Variante 3: ¿Con qué frecuencia, en tu historial reciente, estuviste de acuerdo con una norma o una práctica que, en la práctica, dejaba fuera a cierto tipo de personas?</w:t>
+      </w:r>
+    </w:p>
+    <w:p>
+      <w:pPr>
+        <w:spacing w:after="60"/>
+        <w:ind w:left="200"/>
+      </w:pPr>
+      <w:r>
+        <w:t xml:space="preserve">Variante 4: En el último año, ¿cuántas veces te ha ocurrido que estuviste de acuerdo con una norma o una práctica que, en la práctica, dejaba fuera a cierto tipo de personas?</w:t>
+      </w:r>
+    </w:p>
+    <w:p>
+      <w:pPr>
+        <w:spacing w:after="60"/>
+        <w:ind w:left="200"/>
+      </w:pPr>
+      <w:r>
+        <w:t xml:space="preserve">Variante 5: Durante el último año, ¿cuántas veces estuviste de acuerdo con una norma o una práctica que, en la práctica, dejaba fuera a cierto tipo de personas?</w:t>
+      </w:r>
+    </w:p>
+    <w:p>
+      <w:pPr>
+        <w:spacing w:after="90"/>
+      </w:pPr>
+      <w:r>
+        <w:rPr>
+          <w:b/>
+          <w:bCs/>
+        </w:rPr>
+        <w:t xml:space="preserve">Opciones de respuesta y valor de cada una: </w:t>
+      </w:r>
+      <w:r>
+        <w:t xml:space="preserve">Ninguna vez (0) / Una vez (1) / Pocas veces (2) / Varias veces (3) / Muchas veces o de forma habitual (4)</w:t>
+      </w:r>
+    </w:p>
+    <w:p>
+      <w:pPr>
+        <w:spacing w:after="90"/>
+      </w:pPr>
+      <w:r>
+        <w:rPr>
+          <w:b/>
+          <w:bCs/>
+        </w:rPr>
+        <w:t xml:space="preserve">Dirección: </w:t>
+      </w:r>
+      <w:r>
+        <w:t xml:space="preserve">Directo</w:t>
+      </w:r>
+    </w:p>
+    <w:p>
+      <w:pPr>
+        <w:spacing w:after="90"/>
+      </w:pPr>
+      <w:r>
+        <w:rPr>
+          <w:b/>
+          <w:bCs/>
+        </w:rPr>
+        <w:t xml:space="preserve">Respuesta de menor riesgo: </w:t>
+      </w:r>
+      <w:r>
+        <w:t xml:space="preserve">Ninguna vez (valor 0)</w:t>
+      </w:r>
+    </w:p>
+    <w:p>
+      <w:pPr>
+        <w:spacing w:after="90"/>
+      </w:pPr>
+      <w:r>
+        <w:rPr>
+          <w:b/>
+          <w:bCs/>
+        </w:rPr>
+        <w:t xml:space="preserve">Valor psicométrico (cómo se transforma la respuesta cruda): </w:t>
+      </w:r>
+      <w:r>
+        <w:t xml:space="preserve">Escala 0-4 según el orden de las opciones listado arriba; reactivo directo, sin inversión.</w:t>
+      </w:r>
+    </w:p>
+    <w:p>
+      <w:pPr>
+        <w:spacing w:after="90"/>
+      </w:pPr>
+      <w:r>
+        <w:rPr>
+          <w:b/>
+          <w:bCs/>
+        </w:rPr>
+        <w:t xml:space="preserve">Reactivos de contraste (par espejo): </w:t>
+      </w:r>
+      <w:r>
+        <w:t xml:space="preserve">R108 (par espejo 4 de la dimensión)</w:t>
+      </w:r>
+    </w:p>
+    <w:p>
+      <w:pPr>
+        <w:spacing w:after="100"/>
+      </w:pPr>
+    </w:p>
+    <w:p>
+      <w:pPr>
+        <w:pStyle w:val="Heading3"/>
+        <w:spacing w:after="100" w:before="200"/>
+      </w:pPr>
+      <w:r>
+        <w:t xml:space="preserve">R108 — Intención futura — indicador 4 (Actitud favorable hacia normas o prácticas que excluyen a ciertos grup…)</w:t>
+      </w:r>
+    </w:p>
+    <w:p>
+      <w:pPr>
+        <w:spacing w:after="90"/>
+      </w:pPr>
+      <w:r>
+        <w:rPr>
+          <w:b/>
+          <w:bCs/>
+        </w:rPr>
+        <w:t xml:space="preserve">Tipo de reactivo: </w:t>
+      </w:r>
+      <w:r>
+        <w:t xml:space="preserve">6-Intención futura</w:t>
+      </w:r>
+    </w:p>
+    <w:p>
+      <w:pPr>
+        <w:spacing w:after="90"/>
+      </w:pPr>
+      <w:r>
+        <w:rPr>
+          <w:b/>
+          <w:bCs/>
+        </w:rPr>
+        <w:t xml:space="preserve">Indicador conductual (Fase 1): </w:t>
+      </w:r>
+      <w:r>
+        <w:t xml:space="preserve">Actitud favorable hacia normas o prácticas que excluyen a ciertos grupos.</w:t>
+      </w:r>
+    </w:p>
+    <w:p>
+      <w:pPr>
+        <w:spacing w:after="90"/>
+      </w:pPr>
+      <w:r>
+        <w:rPr>
+          <w:b/>
+          <w:bCs/>
+        </w:rPr>
+        <w:t xml:space="preserve">Pregunta completa (variante base): </w:t>
+      </w:r>
+      <w:r>
+        <w:t xml:space="preserve">Si notaras que una norma o una práctica de tu organización deja fuera, en la práctica, a cierto tipo de personas sin una razón relacionada con el desempeño, ¿qué tan de acuerdo estás con que cuestionarías esa norma en lugar de aceptarla sin más?</w:t>
+      </w:r>
+    </w:p>
+    <w:p>
+      <w:pPr>
+        <w:spacing w:after="60"/>
+      </w:pPr>
+      <w:r>
+        <w:rPr>
+          <w:b/>
+          <w:bCs/>
+        </w:rPr>
+        <w:t xml:space="preserve">Variantes de redacción (se muestra 1 al azar por aplicación):</w:t>
+      </w:r>
+    </w:p>
+    <w:p>
+      <w:pPr>
+        <w:spacing w:after="60"/>
+        <w:ind w:left="200"/>
+      </w:pPr>
+      <w:r>
+        <w:t xml:space="preserve">Variante 1 (base): Si notaras que una norma o una práctica de tu organización deja fuera, en la práctica, a cierto tipo de personas sin una razón relacionada con el desempeño, ¿qué tan de acuerdo estás con que cuestionarías esa norma en lugar de aceptarla sin más?</w:t>
+      </w:r>
+    </w:p>
+    <w:p>
+      <w:pPr>
+        <w:spacing w:after="60"/>
+        <w:ind w:left="200"/>
+      </w:pPr>
+      <w:r>
+        <w:t xml:space="preserve">Variante 2: Imagina que notaras que una norma o una práctica de tu organización deja fuera, en la práctica, a cierto tipo de personas sin una razón relacionada con el desempeño. ¿Qué tan de acuerdo estás con que cuestionarías esa norma en lugar de aceptarla sin más?</w:t>
+      </w:r>
+    </w:p>
+    <w:p>
+      <w:pPr>
+        <w:spacing w:after="60"/>
+        <w:ind w:left="200"/>
+      </w:pPr>
+      <w:r>
+        <w:t xml:space="preserve">Variante 3: Ante esta situación: notaras que una norma o una práctica de tu organización deja fuera, en la práctica, a cierto tipo de personas sin una razón relacionada con el desempeño, ¿qué tan de acuerdo estás con que cuestionarías esa norma en lugar de aceptarla sin más?</w:t>
+      </w:r>
+    </w:p>
+    <w:p>
+      <w:pPr>
+        <w:spacing w:after="60"/>
+        <w:ind w:left="200"/>
+      </w:pPr>
+      <w:r>
+        <w:t xml:space="preserve">Variante 4: Supón que notaras que una norma o una práctica de tu organización deja fuera, en la práctica, a cierto tipo de personas sin una razón relacionada con el desempeño. ¿Qué tan de acuerdo estás en que cuestionarías esa norma en lugar de aceptarla sin más?</w:t>
+      </w:r>
+    </w:p>
+    <w:p>
+      <w:pPr>
+        <w:spacing w:after="60"/>
+        <w:ind w:left="200"/>
+      </w:pPr>
+      <w:r>
+        <w:t xml:space="preserve">Variante 5: Notaras que una norma o una práctica de tu organización deja fuera, en la práctica, a cierto tipo de personas sin una razón relacionada con el desempeño. ¿Qué tan de acuerdo estás con que cuestionarías esa norma en lugar de aceptarla sin más?</w:t>
+      </w:r>
+    </w:p>
+    <w:p>
+      <w:pPr>
+        <w:spacing w:after="90"/>
+      </w:pPr>
+      <w:r>
+        <w:rPr>
+          <w:b/>
+          <w:bCs/>
+        </w:rPr>
+        <w:t xml:space="preserve">Opciones de respuesta y valor de cada una: </w:t>
+      </w:r>
+      <w:r>
+        <w:t xml:space="preserve">Totalmente en desacuerdo (0) / En desacuerdo (1) / Algo de acuerdo (2) / De acuerdo (3) / Totalmente de acuerdo (4)</w:t>
+      </w:r>
+    </w:p>
+    <w:p>
+      <w:pPr>
+        <w:spacing w:after="90"/>
+      </w:pPr>
+      <w:r>
+        <w:rPr>
+          <w:b/>
+          <w:bCs/>
+        </w:rPr>
+        <w:t xml:space="preserve">Dirección: </w:t>
+      </w:r>
+      <w:r>
+        <w:t xml:space="preserve">Inverso</w:t>
+      </w:r>
+    </w:p>
+    <w:p>
+      <w:pPr>
+        <w:spacing w:after="90"/>
+      </w:pPr>
+      <w:r>
+        <w:rPr>
+          <w:b/>
+          <w:bCs/>
+        </w:rPr>
+        <w:t xml:space="preserve">Respuesta de menor riesgo: </w:t>
+      </w:r>
+      <w:r>
+        <w:t xml:space="preserve">Totalmente de acuerdo (valor 4)</w:t>
+      </w:r>
+    </w:p>
+    <w:p>
+      <w:pPr>
+        <w:spacing w:after="90"/>
+      </w:pPr>
+      <w:r>
+        <w:rPr>
+          <w:b/>
+          <w:bCs/>
+        </w:rPr>
+        <w:t xml:space="preserve">Valor psicométrico (cómo se transforma la respuesta cruda): </w:t>
+      </w:r>
+      <w:r>
+        <w:t xml:space="preserve">Escala 0-4 según el orden de las opciones listado arriba; reactivo inverso: el valor de reactivo se calcula como 4 menos la respuesta cruda.</w:t>
+      </w:r>
+    </w:p>
+    <w:p>
+      <w:pPr>
+        <w:spacing w:after="90"/>
+      </w:pPr>
+      <w:r>
+        <w:rPr>
+          <w:b/>
+          <w:bCs/>
+        </w:rPr>
+        <w:t xml:space="preserve">Reactivos de contraste (par espejo): </w:t>
+      </w:r>
+      <w:r>
+        <w:t xml:space="preserve">R107 (par espejo 4 de la dimensión)</w:t>
+      </w:r>
+    </w:p>
+    <w:p>
+      <w:pPr>
+        <w:spacing w:after="100"/>
+      </w:pPr>
+    </w:p>
+    <w:p>
+      <w:pPr>
+        <w:pStyle w:val="Heading3"/>
+        <w:spacing w:after="100" w:before="200"/>
+      </w:pPr>
+      <w:r>
+        <w:t xml:space="preserve">R109 — Escenario/dilema — indicador 1 (Disposición a preferir o excluir a alguien por características no rela…)</w:t>
+      </w:r>
+    </w:p>
+    <w:p>
+      <w:pPr>
+        <w:spacing w:after="90"/>
+      </w:pPr>
+      <w:r>
+        <w:rPr>
+          <w:b/>
+          <w:bCs/>
+        </w:rPr>
+        <w:t xml:space="preserve">Tipo de reactivo: </w:t>
+      </w:r>
+      <w:r>
+        <w:t xml:space="preserve">4-Escenario/dilema</w:t>
+      </w:r>
+    </w:p>
+    <w:p>
+      <w:pPr>
+        <w:spacing w:after="90"/>
+      </w:pPr>
+      <w:r>
+        <w:rPr>
+          <w:b/>
+          <w:bCs/>
+        </w:rPr>
+        <w:t xml:space="preserve">Indicador conductual (Fase 1): </w:t>
+      </w:r>
+      <w:r>
+        <w:t xml:space="preserve">Disposición a preferir o excluir a alguien por características no relacionadas con el desempeño.</w:t>
+      </w:r>
+    </w:p>
+    <w:p>
+      <w:pPr>
+        <w:spacing w:after="90"/>
+      </w:pPr>
+      <w:r>
+        <w:rPr>
+          <w:b/>
+          <w:bCs/>
+        </w:rPr>
+        <w:t xml:space="preserve">Pregunta completa (variante base): </w:t>
+      </w:r>
+      <w:r>
+        <w:t xml:space="preserve">Imagina que tienes que elegir a una persona para un puesto, y una de las opciones tiene una característica personal (edad, apariencia, origen) que te genera cierta reserva, aunque su desempeño sea igual de bueno. ¿Qué tan probable es que esa reserva personal influya en tu decisión?</w:t>
+      </w:r>
+    </w:p>
+    <w:p>
+      <w:pPr>
+        <w:spacing w:after="60"/>
+      </w:pPr>
+      <w:r>
+        <w:rPr>
+          <w:b/>
+          <w:bCs/>
+        </w:rPr>
+        <w:t xml:space="preserve">Variantes de redacción (se muestra 1 al azar por aplicación):</w:t>
+      </w:r>
+    </w:p>
+    <w:p>
+      <w:pPr>
+        <w:spacing w:after="60"/>
+        <w:ind w:left="200"/>
+      </w:pPr>
+      <w:r>
+        <w:t xml:space="preserve">Variante 1 (base): Imagina que tienes que elegir a una persona para un puesto, y una de las opciones tiene una característica personal (edad, apariencia, origen) que te genera cierta reserva, aunque su desempeño sea igual de bueno. ¿Qué tan probable es que esa reserva personal influya en tu decisión?</w:t>
+      </w:r>
+    </w:p>
+    <w:p>
+      <w:pPr>
+        <w:spacing w:after="60"/>
+        <w:ind w:left="200"/>
+      </w:pPr>
+      <w:r>
+        <w:t xml:space="preserve">Variante 2: Supón que tienes que elegir a una persona para un puesto, y una de las opciones tiene una característica personal (edad, apariencia, origen) que te genera cierta reserva, aunque su desempeño sea igual de bueno. ¿Qué tan probable es que esa reserva personal influya en tu decisión?</w:t>
+      </w:r>
+    </w:p>
+    <w:p>
+      <w:pPr>
+        <w:spacing w:after="60"/>
+        <w:ind w:left="200"/>
+      </w:pPr>
+      <w:r>
+        <w:t xml:space="preserve">Variante 3: Piensa en la siguiente situación: tienes que elegir a una persona para un puesto, y una de las opciones tiene una característica personal (edad, apariencia, origen) que te genera cierta reserva, aunque su desempeño sea igual de bueno. ¿Qué tan probable es que esa reserva personal influya en tu decisión?</w:t>
+      </w:r>
+    </w:p>
+    <w:p>
+      <w:pPr>
+        <w:spacing w:after="60"/>
+        <w:ind w:left="200"/>
+      </w:pPr>
+      <w:r>
+        <w:t xml:space="preserve">Variante 4: Si te encontraras en esta situación: tienes que elegir a una persona para un puesto, y una de las opciones tiene una característica personal (edad, apariencia, origen) que te genera cierta reserva, aunque su desempeño sea igual de bueno, ¿qué tan probable es que esa reserva personal influya en tu decisión?</w:t>
+      </w:r>
+    </w:p>
+    <w:p>
+      <w:pPr>
+        <w:spacing w:after="60"/>
+        <w:ind w:left="200"/>
+      </w:pPr>
+      <w:r>
+        <w:t xml:space="preserve">Variante 5: Tienes que elegir a una persona para un puesto, y una de las opciones tiene una característica personal (edad, apariencia, origen) que te genera cierta reserva, aunque su desempeño sea igual de bueno. ¿Qué tan probable dirías que es que esa reserva personal influya en tu decisión?</w:t>
+      </w:r>
+    </w:p>
+    <w:p>
+      <w:pPr>
+        <w:spacing w:after="90"/>
+      </w:pPr>
+      <w:r>
+        <w:rPr>
+          <w:b/>
+          <w:bCs/>
+        </w:rPr>
+        <w:t xml:space="preserve">Opciones de respuesta y valor de cada una: </w:t>
+      </w:r>
+      <w:r>
+        <w:t xml:space="preserve">Nada probable (0) / Poco probable (1) / Algo probable (2) / Muy probable (3)</w:t>
+      </w:r>
+    </w:p>
+    <w:p>
+      <w:pPr>
+        <w:spacing w:after="90"/>
+      </w:pPr>
+      <w:r>
+        <w:rPr>
+          <w:b/>
+          <w:bCs/>
+        </w:rPr>
+        <w:t xml:space="preserve">Dirección: </w:t>
+      </w:r>
+      <w:r>
+        <w:t xml:space="preserve">Directo</w:t>
+      </w:r>
+    </w:p>
+    <w:p>
+      <w:pPr>
+        <w:spacing w:after="90"/>
+      </w:pPr>
+      <w:r>
+        <w:rPr>
+          <w:b/>
+          <w:bCs/>
+        </w:rPr>
+        <w:t xml:space="preserve">Respuesta de menor riesgo: </w:t>
+      </w:r>
+      <w:r>
+        <w:t xml:space="preserve">Nada probable (valor 0)</w:t>
+      </w:r>
+    </w:p>
+    <w:p>
+      <w:pPr>
+        <w:spacing w:after="90"/>
+      </w:pPr>
+      <w:r>
+        <w:rPr>
+          <w:b/>
+          <w:bCs/>
+        </w:rPr>
+        <w:t xml:space="preserve">Valor psicométrico (cómo se transforma la respuesta cruda): </w:t>
+      </w:r>
+      <w:r>
+        <w:t xml:space="preserve">Escala 0-3 según el orden de las opciones listado arriba; reactivo directo, sin inversión.</w:t>
+      </w:r>
+    </w:p>
+    <w:p>
+      <w:pPr>
+        <w:spacing w:after="90"/>
+      </w:pPr>
+      <w:r>
+        <w:rPr>
+          <w:b/>
+          <w:bCs/>
+        </w:rPr>
+        <w:t xml:space="preserve">Reactivos de contraste (par espejo): </w:t>
+      </w:r>
+      <w:r>
+        <w:t xml:space="preserve">R110 (par espejo 5 de la dimensión)</w:t>
+      </w:r>
+    </w:p>
+    <w:p>
+      <w:pPr>
+        <w:spacing w:after="100"/>
+      </w:pPr>
+    </w:p>
+    <w:p>
+      <w:pPr>
+        <w:pStyle w:val="Heading3"/>
+        <w:spacing w:after="100" w:before="200"/>
+      </w:pPr>
+      <w:r>
+        <w:t xml:space="preserve">R110 — Percepción de terceros — indicador 1 (Disposición a preferir o excluir a alguien por características no rela…)</w:t>
+      </w:r>
+    </w:p>
+    <w:p>
+      <w:pPr>
+        <w:spacing w:after="90"/>
+      </w:pPr>
+      <w:r>
+        <w:rPr>
+          <w:b/>
+          <w:bCs/>
+        </w:rPr>
+        <w:t xml:space="preserve">Tipo de reactivo: </w:t>
+      </w:r>
+      <w:r>
+        <w:t xml:space="preserve">2-Percepción de terceros</w:t>
+      </w:r>
+    </w:p>
+    <w:p>
+      <w:pPr>
+        <w:spacing w:after="90"/>
+      </w:pPr>
+      <w:r>
+        <w:rPr>
+          <w:b/>
+          <w:bCs/>
+        </w:rPr>
+        <w:t xml:space="preserve">Indicador conductual (Fase 1): </w:t>
+      </w:r>
+      <w:r>
+        <w:t xml:space="preserve">Disposición a preferir o excluir a alguien por características no relacionadas con el desempeño.</w:t>
+      </w:r>
+    </w:p>
+    <w:p>
+      <w:pPr>
+        <w:spacing w:after="90"/>
+      </w:pPr>
+      <w:r>
+        <w:rPr>
+          <w:b/>
+          <w:bCs/>
+        </w:rPr>
+        <w:t xml:space="preserve">Pregunta completa (variante base): </w:t>
+      </w:r>
+      <w:r>
         <w:t xml:space="preserve">En tu experiencia, ¿qué tan frecuente dirías que es que a alguien de tu entorno laboral se le trate de forma desigual por una característica personal no relacionada con su desempeño?</w:t>
       </w:r>
     </w:p>
@@ -707,25 +1880,34 @@
         <w:ind w:left="200"/>
       </w:pPr>
       <w:r>
-        <w:t xml:space="preserve">Variante 2: En tu experiencia, ¿qué tan frecuente dirías que es que a alguien de tu entorno laboral se le trate de forma desigual por una característica personal no relacionada con su desempeño?</w:t>
-      </w:r>
-    </w:p>
-    <w:p>
-      <w:pPr>
-        <w:spacing w:after="60"/>
-        <w:ind w:left="200"/>
-      </w:pPr>
-      <w:r>
-        <w:t xml:space="preserve">Variante 3: En tu experiencia, ¿qué tan frecuente dirías que es que se prefiera a cierto tipo de persona para un puesto de cara al cliente por su apariencia o edad?</w:t>
-      </w:r>
-    </w:p>
-    <w:p>
-      <w:pPr>
-        <w:spacing w:after="60"/>
-        <w:ind w:left="200"/>
-      </w:pPr>
-      <w:r>
-        <w:t xml:space="preserve">Variante 4: En tu experiencia, ¿qué tan frecuente dirías que es que se dude de la capacidad de alguien para un cargo por su género o nacionalidad, sin relación con su desempeño real?</w:t>
+        <w:t xml:space="preserve">Variante 2: Pensando en las personas de tu entorno laboral, ¿con qué frecuencia dirías que ocurre que a alguien de tu entorno laboral se le trate de forma desigual por una característica personal no relacionada con su desempeño?</w:t>
+      </w:r>
+    </w:p>
+    <w:p>
+      <w:pPr>
+        <w:spacing w:after="60"/>
+        <w:ind w:left="200"/>
+      </w:pPr>
+      <w:r>
+        <w:t xml:space="preserve">Variante 3: ¿Qué tan seguido dirías que observas que a alguien de tu entorno laboral se le trate de forma desigual por una característica personal no relacionada con su desempeño?</w:t>
+      </w:r>
+    </w:p>
+    <w:p>
+      <w:pPr>
+        <w:spacing w:after="60"/>
+        <w:ind w:left="200"/>
+      </w:pPr>
+      <w:r>
+        <w:t xml:space="preserve">Variante 4: Según lo que has visto, ¿qué tan común dirías que es que a alguien de tu entorno laboral se le trate de forma desigual por una característica personal no relacionada con su desempeño?</w:t>
+      </w:r>
+    </w:p>
+    <w:p>
+      <w:pPr>
+        <w:spacing w:after="60"/>
+        <w:ind w:left="200"/>
+      </w:pPr>
+      <w:r>
+        <w:t xml:space="preserve">Variante 5: En tu entorno, ¿qué tan frecuentemente dirías que sucede que a alguien de tu entorno laboral se le trate de forma desigual por una característica personal no relacionada con su desempeño?</w:t>
       </w:r>
     </w:p>
     <w:p>
@@ -800,7 +1982,7 @@
         <w:t xml:space="preserve">Reactivos de contraste (par espejo): </w:t>
       </w:r>
       <w:r>
-        <w:t xml:space="preserve">Ninguno obligatorio (no forma parte del par espejo de la dimensión).</w:t>
+        <w:t xml:space="preserve">R109 (par espejo 5 de la dimensión)</w:t>
       </w:r>
     </w:p>
     <w:p>
